--- a/labs/lab4/report/nettech--lab4--report.docx
+++ b/labs/lab4/report/nettech--lab4--report.docx
@@ -31,7 +31,7 @@
         <w:pStyle w:val="Date"/>
       </w:pPr>
       <w:r>
-        <w:t xml:space="preserve">2026-03-20</w:t>
+        <w:t xml:space="preserve">2026-03-24</w:t>
       </w:r>
     </w:p>
     <w:sdt>
@@ -121,7 +121,7 @@
       </w:r>
     </w:p>
     <w:bookmarkEnd w:id="21"/>
-    <w:bookmarkStart w:id="93" w:name="выполнение-лабораторной-работы"/>
+    <w:bookmarkStart w:id="107" w:name="выполнение-лабораторной-работы"/>
     <w:p>
       <w:pPr>
         <w:pStyle w:val="Heading1"/>
@@ -130,7 +130,7 @@
         <w:t xml:space="preserve">3. Выполнение лабораторной работы</w:t>
       </w:r>
     </w:p>
-    <w:bookmarkStart w:id="61" w:name="установка-gns3"/>
+    <w:bookmarkStart w:id="70" w:name="установка-gns3"/>
     <w:p>
       <w:pPr>
         <w:pStyle w:val="Heading2"/>
@@ -139,7 +139,7 @@
         <w:t xml:space="preserve">3.1 Установка GNS3</w:t>
       </w:r>
     </w:p>
-    <w:bookmarkStart w:id="30" w:name="установка-gns3-all-in-one"/>
+    <w:bookmarkStart w:id="32" w:name="установка-gns3-all-in-one"/>
     <w:p>
       <w:pPr>
         <w:pStyle w:val="Heading3"/>
@@ -194,11 +194,11 @@
         <w:t xml:space="preserve">).</w:t>
       </w:r>
     </w:p>
-    <w:bookmarkStart w:id="25" w:name="fig:1"/>
-    <w:p>
-      <w:pPr>
-        <w:pStyle w:val="CaptionedFigure"/>
-      </w:pPr>
+    <w:p>
+      <w:pPr>
+        <w:pStyle w:val="BodyText"/>
+      </w:pPr>
+      <w:bookmarkStart w:id="25" w:name="fig:1"/>
       <w:r>
         <w:drawing>
           <wp:inline>
@@ -241,16 +241,19 @@
           </wp:inline>
         </w:drawing>
       </w:r>
-    </w:p>
-    <w:p>
-      <w:pPr>
-        <w:pStyle w:val="ImageCaption"/>
-      </w:pPr>
-      <w:r>
-        <w:t xml:space="preserve">Установка GNS3: выбор комплектации</w:t>
-      </w:r>
-    </w:p>
-    <w:bookmarkEnd w:id="25"/>
+      <w:bookmarkEnd w:id="25"/>
+      <w:r>
+        <w:t xml:space="preserve"> </w:t>
+      </w:r>
+      <w:hyperlink r:id="rId26">
+        <w:r>
+          <w:rPr>
+            <w:rStyle w:val="Hyperlink"/>
+          </w:rPr>
+          <w:t xml:space="preserve">Нажмите здесь, чтобы открыть ссылку.</w:t>
+        </w:r>
+      </w:hyperlink>
+    </w:p>
     <w:p>
       <w:pPr>
         <w:pStyle w:val="BodyText"/>
@@ -291,28 +294,28 @@
         <w:t xml:space="preserve">).</w:t>
       </w:r>
     </w:p>
-    <w:bookmarkStart w:id="29" w:name="fig:2"/>
-    <w:p>
-      <w:pPr>
-        <w:pStyle w:val="CaptionedFigure"/>
-      </w:pPr>
+    <w:p>
+      <w:pPr>
+        <w:pStyle w:val="BodyText"/>
+      </w:pPr>
+      <w:bookmarkStart w:id="30" w:name="fig:2"/>
       <w:r>
         <w:drawing>
           <wp:inline>
             <wp:extent cx="3733800" cy="2951051"/>
             <wp:effectExtent b="0" l="0" r="0" t="0"/>
-            <wp:docPr descr="Завершение установки" title="" id="27" name="Picture"/>
+            <wp:docPr descr="Завершение установки" title="" id="28" name="Picture"/>
             <a:graphic>
               <a:graphicData uri="http://schemas.openxmlformats.org/drawingml/2006/picture">
                 <pic:pic>
                   <pic:nvPicPr>
-                    <pic:cNvPr descr="image/2.png" id="28" name="Picture"/>
+                    <pic:cNvPr descr="image/2.png" id="29" name="Picture"/>
                     <pic:cNvPicPr>
                       <a:picLocks noChangeArrowheads="1" noChangeAspect="1"/>
                     </pic:cNvPicPr>
                   </pic:nvPicPr>
                   <pic:blipFill>
-                    <a:blip r:embed="rId26"/>
+                    <a:blip r:embed="rId27"/>
                     <a:stretch>
                       <a:fillRect/>
                     </a:stretch>
@@ -338,18 +341,21 @@
           </wp:inline>
         </w:drawing>
       </w:r>
-    </w:p>
-    <w:p>
-      <w:pPr>
-        <w:pStyle w:val="ImageCaption"/>
-      </w:pPr>
-      <w:r>
-        <w:t xml:space="preserve">Завершение установки</w:t>
-      </w:r>
-    </w:p>
-    <w:bookmarkEnd w:id="29"/>
-    <w:bookmarkEnd w:id="30"/>
-    <w:bookmarkStart w:id="47" w:name="установка-gns3-vm-для-virtualbox"/>
+      <w:bookmarkEnd w:id="30"/>
+      <w:r>
+        <w:t xml:space="preserve"> </w:t>
+      </w:r>
+      <w:hyperlink r:id="rId31">
+        <w:r>
+          <w:rPr>
+            <w:rStyle w:val="Hyperlink"/>
+          </w:rPr>
+          <w:t xml:space="preserve">Нажмите здесь, чтобы открыть ссылку.</w:t>
+        </w:r>
+      </w:hyperlink>
+    </w:p>
+    <w:bookmarkEnd w:id="32"/>
+    <w:bookmarkStart w:id="53" w:name="установка-gns3-vm-для-virtualbox"/>
     <w:p>
       <w:pPr>
         <w:pStyle w:val="Heading3"/>
@@ -426,28 +432,28 @@
         <w:t xml:space="preserve">).</w:t>
       </w:r>
     </w:p>
-    <w:bookmarkStart w:id="34" w:name="fig:3"/>
-    <w:p>
-      <w:pPr>
-        <w:pStyle w:val="CaptionedFigure"/>
-      </w:pPr>
+    <w:p>
+      <w:pPr>
+        <w:pStyle w:val="BodyText"/>
+      </w:pPr>
+      <w:bookmarkStart w:id="36" w:name="fig:3"/>
       <w:r>
         <w:drawing>
           <wp:inline>
             <wp:extent cx="3733800" cy="2634874"/>
             <wp:effectExtent b="0" l="0" r="0" t="0"/>
-            <wp:docPr descr="Настройка параметров импорта конфигураций ВМ" title="" id="32" name="Picture"/>
+            <wp:docPr descr="Настройка параметров импорта конфигураций ВМ" title="" id="34" name="Picture"/>
             <a:graphic>
               <a:graphicData uri="http://schemas.openxmlformats.org/drawingml/2006/picture">
                 <pic:pic>
                   <pic:nvPicPr>
-                    <pic:cNvPr descr="image/3.png" id="33" name="Picture"/>
+                    <pic:cNvPr descr="image/3.png" id="35" name="Picture"/>
                     <pic:cNvPicPr>
                       <a:picLocks noChangeArrowheads="1" noChangeAspect="1"/>
                     </pic:cNvPicPr>
                   </pic:nvPicPr>
                   <pic:blipFill>
-                    <a:blip r:embed="rId31"/>
+                    <a:blip r:embed="rId33"/>
                     <a:stretch>
                       <a:fillRect/>
                     </a:stretch>
@@ -473,16 +479,19 @@
           </wp:inline>
         </w:drawing>
       </w:r>
-    </w:p>
-    <w:p>
-      <w:pPr>
-        <w:pStyle w:val="ImageCaption"/>
-      </w:pPr>
-      <w:r>
-        <w:t xml:space="preserve">Настройка параметров импорта конфигураций ВМ</w:t>
-      </w:r>
-    </w:p>
-    <w:bookmarkEnd w:id="34"/>
+      <w:bookmarkEnd w:id="36"/>
+      <w:r>
+        <w:t xml:space="preserve"> </w:t>
+      </w:r>
+      <w:hyperlink r:id="rId37">
+        <w:r>
+          <w:rPr>
+            <w:rStyle w:val="Hyperlink"/>
+          </w:rPr>
+          <w:t xml:space="preserve">Нажмите здесь, чтобы открыть ссылку.</w:t>
+        </w:r>
+      </w:hyperlink>
+    </w:p>
     <w:p>
       <w:pPr>
         <w:pStyle w:val="BodyText"/>
@@ -590,28 +599,28 @@
         <w:t xml:space="preserve">–nested-hw-virt on.</w:t>
       </w:r>
     </w:p>
-    <w:bookmarkStart w:id="38" w:name="fig:4"/>
-    <w:p>
-      <w:pPr>
-        <w:pStyle w:val="CaptionedFigure"/>
-      </w:pPr>
+    <w:p>
+      <w:pPr>
+        <w:pStyle w:val="BodyText"/>
+      </w:pPr>
+      <w:bookmarkStart w:id="41" w:name="fig:4"/>
       <w:r>
         <w:drawing>
           <wp:inline>
             <wp:extent cx="3733800" cy="1194377"/>
             <wp:effectExtent b="0" l="0" r="0" t="0"/>
-            <wp:docPr descr="Включение вложенной виртуализации" title="" id="36" name="Picture"/>
+            <wp:docPr descr="Включение вложенной виртуализации" title="" id="39" name="Picture"/>
             <a:graphic>
               <a:graphicData uri="http://schemas.openxmlformats.org/drawingml/2006/picture">
                 <pic:pic>
                   <pic:nvPicPr>
-                    <pic:cNvPr descr="image/4.png" id="37" name="Picture"/>
+                    <pic:cNvPr descr="image/4.png" id="40" name="Picture"/>
                     <pic:cNvPicPr>
                       <a:picLocks noChangeArrowheads="1" noChangeAspect="1"/>
                     </pic:cNvPicPr>
                   </pic:nvPicPr>
                   <pic:blipFill>
-                    <a:blip r:embed="rId35"/>
+                    <a:blip r:embed="rId38"/>
                     <a:stretch>
                       <a:fillRect/>
                     </a:stretch>
@@ -637,16 +646,19 @@
           </wp:inline>
         </w:drawing>
       </w:r>
-    </w:p>
-    <w:p>
-      <w:pPr>
-        <w:pStyle w:val="ImageCaption"/>
-      </w:pPr>
-      <w:r>
-        <w:t xml:space="preserve">Включение вложенной виртуализации</w:t>
-      </w:r>
-    </w:p>
-    <w:bookmarkEnd w:id="38"/>
+      <w:bookmarkEnd w:id="41"/>
+      <w:r>
+        <w:t xml:space="preserve"> </w:t>
+      </w:r>
+      <w:hyperlink r:id="rId42">
+        <w:r>
+          <w:rPr>
+            <w:rStyle w:val="Hyperlink"/>
+          </w:rPr>
+          <w:t xml:space="preserve">Нажмите здесь, чтобы открыть ссылку.</w:t>
+        </w:r>
+      </w:hyperlink>
+    </w:p>
     <w:p>
       <w:pPr>
         <w:pStyle w:val="BodyText"/>
@@ -674,28 +686,28 @@
         <w:t xml:space="preserve">).</w:t>
       </w:r>
     </w:p>
-    <w:bookmarkStart w:id="42" w:name="fig:5"/>
-    <w:p>
-      <w:pPr>
-        <w:pStyle w:val="CaptionedFigure"/>
-      </w:pPr>
+    <w:p>
+      <w:pPr>
+        <w:pStyle w:val="BodyText"/>
+      </w:pPr>
+      <w:bookmarkStart w:id="46" w:name="fig:5"/>
       <w:r>
         <w:drawing>
           <wp:inline>
             <wp:extent cx="3733800" cy="2194949"/>
             <wp:effectExtent b="0" l="0" r="0" t="0"/>
-            <wp:docPr descr="Настройка параметров ВМ: включение вложенной виртуализации" title="" id="40" name="Picture"/>
+            <wp:docPr descr="Настройка параметров ВМ: включение вложенной виртуализации" title="" id="44" name="Picture"/>
             <a:graphic>
               <a:graphicData uri="http://schemas.openxmlformats.org/drawingml/2006/picture">
                 <pic:pic>
                   <pic:nvPicPr>
-                    <pic:cNvPr descr="image/5.png" id="41" name="Picture"/>
+                    <pic:cNvPr descr="image/5.png" id="45" name="Picture"/>
                     <pic:cNvPicPr>
                       <a:picLocks noChangeArrowheads="1" noChangeAspect="1"/>
                     </pic:cNvPicPr>
                   </pic:nvPicPr>
                   <pic:blipFill>
-                    <a:blip r:embed="rId39"/>
+                    <a:blip r:embed="rId43"/>
                     <a:stretch>
                       <a:fillRect/>
                     </a:stretch>
@@ -721,16 +733,19 @@
           </wp:inline>
         </w:drawing>
       </w:r>
-    </w:p>
-    <w:p>
-      <w:pPr>
-        <w:pStyle w:val="ImageCaption"/>
-      </w:pPr>
-      <w:r>
-        <w:t xml:space="preserve">Настройка параметров ВМ: включение вложенной виртуализации</w:t>
-      </w:r>
-    </w:p>
-    <w:bookmarkEnd w:id="42"/>
+      <w:bookmarkEnd w:id="46"/>
+      <w:r>
+        <w:t xml:space="preserve"> </w:t>
+      </w:r>
+      <w:hyperlink r:id="rId47">
+        <w:r>
+          <w:rPr>
+            <w:rStyle w:val="Hyperlink"/>
+          </w:rPr>
+          <w:t xml:space="preserve">Нажмите здесь, чтобы открыть ссылку.</w:t>
+        </w:r>
+      </w:hyperlink>
+    </w:p>
     <w:p>
       <w:pPr>
         <w:pStyle w:val="BodyText"/>
@@ -774,28 +789,28 @@
         <w:t xml:space="preserve">).</w:t>
       </w:r>
     </w:p>
-    <w:bookmarkStart w:id="46" w:name="fig:6"/>
-    <w:p>
-      <w:pPr>
-        <w:pStyle w:val="CaptionedFigure"/>
-      </w:pPr>
+    <w:p>
+      <w:pPr>
+        <w:pStyle w:val="BodyText"/>
+      </w:pPr>
+      <w:bookmarkStart w:id="51" w:name="fig:6"/>
       <w:r>
         <w:drawing>
           <wp:inline>
             <wp:extent cx="3733800" cy="2289854"/>
             <wp:effectExtent b="0" l="0" r="0" t="0"/>
-            <wp:docPr descr="Настройка параметров ВМ: сетевой адаптер" title="" id="44" name="Picture"/>
+            <wp:docPr descr="Настройка параметров ВМ: сетевой адаптер" title="" id="49" name="Picture"/>
             <a:graphic>
               <a:graphicData uri="http://schemas.openxmlformats.org/drawingml/2006/picture">
                 <pic:pic>
                   <pic:nvPicPr>
-                    <pic:cNvPr descr="image/6.png" id="45" name="Picture"/>
+                    <pic:cNvPr descr="image/6.png" id="50" name="Picture"/>
                     <pic:cNvPicPr>
                       <a:picLocks noChangeArrowheads="1" noChangeAspect="1"/>
                     </pic:cNvPicPr>
                   </pic:nvPicPr>
                   <pic:blipFill>
-                    <a:blip r:embed="rId43"/>
+                    <a:blip r:embed="rId48"/>
                     <a:stretch>
                       <a:fillRect/>
                     </a:stretch>
@@ -821,18 +836,21 @@
           </wp:inline>
         </w:drawing>
       </w:r>
-    </w:p>
-    <w:p>
-      <w:pPr>
-        <w:pStyle w:val="ImageCaption"/>
-      </w:pPr>
-      <w:r>
-        <w:t xml:space="preserve">Настройка параметров ВМ: сетевой адаптер</w:t>
-      </w:r>
-    </w:p>
-    <w:bookmarkEnd w:id="46"/>
-    <w:bookmarkEnd w:id="47"/>
-    <w:bookmarkStart w:id="60" w:name="запуск-экземпляра-gns3-в-virtualbox"/>
+      <w:bookmarkEnd w:id="51"/>
+      <w:r>
+        <w:t xml:space="preserve"> </w:t>
+      </w:r>
+      <w:hyperlink r:id="rId52">
+        <w:r>
+          <w:rPr>
+            <w:rStyle w:val="Hyperlink"/>
+          </w:rPr>
+          <w:t xml:space="preserve">Нажмите здесь, чтобы открыть ссылку.</w:t>
+        </w:r>
+      </w:hyperlink>
+    </w:p>
+    <w:bookmarkEnd w:id="53"/>
+    <w:bookmarkStart w:id="69" w:name="запуск-экземпляра-gns3-в-virtualbox"/>
     <w:p>
       <w:pPr>
         <w:pStyle w:val="Heading3"/>
@@ -868,28 +886,28 @@
         <w:t xml:space="preserve">).</w:t>
       </w:r>
     </w:p>
-    <w:bookmarkStart w:id="51" w:name="fig:7"/>
-    <w:p>
-      <w:pPr>
-        <w:pStyle w:val="CaptionedFigure"/>
-      </w:pPr>
+    <w:p>
+      <w:pPr>
+        <w:pStyle w:val="BodyText"/>
+      </w:pPr>
+      <w:bookmarkStart w:id="57" w:name="fig:7"/>
       <w:r>
         <w:drawing>
           <wp:inline>
             <wp:extent cx="4267200" cy="3761764"/>
             <wp:effectExtent b="0" l="0" r="0" t="0"/>
-            <wp:docPr descr="Запуск GNS3 VM" title="" id="49" name="Picture"/>
+            <wp:docPr descr="Запуск GNS3 VM" title="" id="55" name="Picture"/>
             <a:graphic>
               <a:graphicData uri="http://schemas.openxmlformats.org/drawingml/2006/picture">
                 <pic:pic>
                   <pic:nvPicPr>
-                    <pic:cNvPr descr="image/7.png" id="50" name="Picture"/>
+                    <pic:cNvPr descr="image/7.png" id="56" name="Picture"/>
                     <pic:cNvPicPr>
                       <a:picLocks noChangeArrowheads="1" noChangeAspect="1"/>
                     </pic:cNvPicPr>
                   </pic:nvPicPr>
                   <pic:blipFill>
-                    <a:blip r:embed="rId48"/>
+                    <a:blip r:embed="rId54"/>
                     <a:stretch>
                       <a:fillRect/>
                     </a:stretch>
@@ -915,16 +933,19 @@
           </wp:inline>
         </w:drawing>
       </w:r>
-    </w:p>
-    <w:p>
-      <w:pPr>
-        <w:pStyle w:val="ImageCaption"/>
-      </w:pPr>
-      <w:r>
-        <w:t xml:space="preserve">Запуск GNS3 VM</w:t>
-      </w:r>
-    </w:p>
-    <w:bookmarkEnd w:id="51"/>
+      <w:bookmarkEnd w:id="57"/>
+      <w:r>
+        <w:t xml:space="preserve"> </w:t>
+      </w:r>
+      <w:hyperlink r:id="rId58">
+        <w:r>
+          <w:rPr>
+            <w:rStyle w:val="Hyperlink"/>
+          </w:rPr>
+          <w:t xml:space="preserve">Нажмите здесь, чтобы открыть ссылку.</w:t>
+        </w:r>
+      </w:hyperlink>
+    </w:p>
     <w:p>
       <w:pPr>
         <w:pStyle w:val="BodyText"/>
@@ -952,28 +973,28 @@
         <w:t xml:space="preserve">).</w:t>
       </w:r>
     </w:p>
-    <w:bookmarkStart w:id="55" w:name="fig:8"/>
-    <w:p>
-      <w:pPr>
-        <w:pStyle w:val="CaptionedFigure"/>
-      </w:pPr>
+    <w:p>
+      <w:pPr>
+        <w:pStyle w:val="BodyText"/>
+      </w:pPr>
+      <w:bookmarkStart w:id="62" w:name="fig:8"/>
       <w:r>
         <w:drawing>
           <wp:inline>
             <wp:extent cx="4267200" cy="3472329"/>
             <wp:effectExtent b="0" l="0" r="0" t="0"/>
-            <wp:docPr descr="Успешное подсоединение к серверу в GNS3" title="" id="53" name="Picture"/>
+            <wp:docPr descr="Успешное подсоединение к серверу в GNS3" title="" id="60" name="Picture"/>
             <a:graphic>
               <a:graphicData uri="http://schemas.openxmlformats.org/drawingml/2006/picture">
                 <pic:pic>
                   <pic:nvPicPr>
-                    <pic:cNvPr descr="image/8.png" id="54" name="Picture"/>
+                    <pic:cNvPr descr="image/8.png" id="61" name="Picture"/>
                     <pic:cNvPicPr>
                       <a:picLocks noChangeArrowheads="1" noChangeAspect="1"/>
                     </pic:cNvPicPr>
                   </pic:nvPicPr>
                   <pic:blipFill>
-                    <a:blip r:embed="rId52"/>
+                    <a:blip r:embed="rId59"/>
                     <a:stretch>
                       <a:fillRect/>
                     </a:stretch>
@@ -999,16 +1020,19 @@
           </wp:inline>
         </w:drawing>
       </w:r>
-    </w:p>
-    <w:p>
-      <w:pPr>
-        <w:pStyle w:val="ImageCaption"/>
-      </w:pPr>
-      <w:r>
-        <w:t xml:space="preserve">Успешное подсоединение к серверу в GNS3</w:t>
-      </w:r>
-    </w:p>
-    <w:bookmarkEnd w:id="55"/>
+      <w:bookmarkEnd w:id="62"/>
+      <w:r>
+        <w:t xml:space="preserve"> </w:t>
+      </w:r>
+      <w:hyperlink r:id="rId63">
+        <w:r>
+          <w:rPr>
+            <w:rStyle w:val="Hyperlink"/>
+          </w:rPr>
+          <w:t xml:space="preserve">Нажмите здесь, чтобы открыть ссылку.</w:t>
+        </w:r>
+      </w:hyperlink>
+    </w:p>
     <w:p>
       <w:pPr>
         <w:pStyle w:val="BodyText"/>
@@ -1036,28 +1060,28 @@
         <w:t xml:space="preserve">).</w:t>
       </w:r>
     </w:p>
-    <w:bookmarkStart w:id="59" w:name="fig:9"/>
-    <w:p>
-      <w:pPr>
-        <w:pStyle w:val="CaptionedFigure"/>
-      </w:pPr>
+    <w:p>
+      <w:pPr>
+        <w:pStyle w:val="BodyText"/>
+      </w:pPr>
+      <w:bookmarkStart w:id="67" w:name="fig:9"/>
       <w:r>
         <w:drawing>
           <wp:inline>
             <wp:extent cx="4267200" cy="1926419"/>
             <wp:effectExtent b="0" l="0" r="0" t="0"/>
-            <wp:docPr descr="Рабочее пространство GNS3: список серверов" title="" id="57" name="Picture"/>
+            <wp:docPr descr="Рабочее пространство GNS3: список серверов" title="" id="65" name="Picture"/>
             <a:graphic>
               <a:graphicData uri="http://schemas.openxmlformats.org/drawingml/2006/picture">
                 <pic:pic>
                   <pic:nvPicPr>
-                    <pic:cNvPr descr="image/9.png" id="58" name="Picture"/>
+                    <pic:cNvPr descr="image/9.png" id="66" name="Picture"/>
                     <pic:cNvPicPr>
                       <a:picLocks noChangeArrowheads="1" noChangeAspect="1"/>
                     </pic:cNvPicPr>
                   </pic:nvPicPr>
                   <pic:blipFill>
-                    <a:blip r:embed="rId56"/>
+                    <a:blip r:embed="rId64"/>
                     <a:stretch>
                       <a:fillRect/>
                     </a:stretch>
@@ -1083,16 +1107,19 @@
           </wp:inline>
         </w:drawing>
       </w:r>
-    </w:p>
-    <w:p>
-      <w:pPr>
-        <w:pStyle w:val="ImageCaption"/>
-      </w:pPr>
-      <w:r>
-        <w:t xml:space="preserve">Рабочее пространство GNS3: список серверов</w:t>
-      </w:r>
-    </w:p>
-    <w:bookmarkEnd w:id="59"/>
+      <w:bookmarkEnd w:id="67"/>
+      <w:r>
+        <w:t xml:space="preserve"> </w:t>
+      </w:r>
+      <w:hyperlink r:id="rId68">
+        <w:r>
+          <w:rPr>
+            <w:rStyle w:val="Hyperlink"/>
+          </w:rPr>
+          <w:t xml:space="preserve">Нажмите здесь, чтобы открыть ссылку.</w:t>
+        </w:r>
+      </w:hyperlink>
+    </w:p>
     <w:p>
       <w:pPr>
         <w:pStyle w:val="BodyText"/>
@@ -1130,9 +1157,9 @@
         <w:t xml:space="preserve">. Выключается также виртуальная машина.</w:t>
       </w:r>
     </w:p>
-    <w:bookmarkEnd w:id="60"/>
-    <w:bookmarkEnd w:id="61"/>
-    <w:bookmarkStart w:id="92" w:name="подключение-образа-оборудования-в-gns3"/>
+    <w:bookmarkEnd w:id="69"/>
+    <w:bookmarkEnd w:id="70"/>
+    <w:bookmarkStart w:id="106" w:name="подключение-образа-оборудования-в-gns3"/>
     <w:p>
       <w:pPr>
         <w:pStyle w:val="Heading2"/>
@@ -1141,7 +1168,7 @@
         <w:t xml:space="preserve">3.2 Подключение образа оборудования в GNS3</w:t>
       </w:r>
     </w:p>
-    <w:bookmarkStart w:id="78" w:name="добавление-образа-маршрутизатора-frr"/>
+    <w:bookmarkStart w:id="105" w:name="добавление-образа-маршрутизатора-frr"/>
     <w:p>
       <w:pPr>
         <w:pStyle w:val="Heading3"/>
@@ -1235,28 +1262,28 @@
         <w:t xml:space="preserve">).</w:t>
       </w:r>
     </w:p>
-    <w:bookmarkStart w:id="65" w:name="fig:10"/>
-    <w:p>
-      <w:pPr>
-        <w:pStyle w:val="CaptionedFigure"/>
-      </w:pPr>
+    <w:p>
+      <w:pPr>
+        <w:pStyle w:val="BodyText"/>
+      </w:pPr>
+      <w:bookmarkStart w:id="74" w:name="fig:10"/>
       <w:r>
         <w:drawing>
           <wp:inline>
             <wp:extent cx="3733800" cy="2849646"/>
             <wp:effectExtent b="0" l="0" r="0" t="0"/>
-            <wp:docPr descr="Установка образа устройства FRR" title="" id="63" name="Picture"/>
+            <wp:docPr descr="Установка образа устройства FRR" title="" id="72" name="Picture"/>
             <a:graphic>
               <a:graphicData uri="http://schemas.openxmlformats.org/drawingml/2006/picture">
                 <pic:pic>
                   <pic:nvPicPr>
-                    <pic:cNvPr descr="image/10.png" id="64" name="Picture"/>
+                    <pic:cNvPr descr="image/10.png" id="73" name="Picture"/>
                     <pic:cNvPicPr>
                       <a:picLocks noChangeArrowheads="1" noChangeAspect="1"/>
                     </pic:cNvPicPr>
                   </pic:nvPicPr>
                   <pic:blipFill>
-                    <a:blip r:embed="rId62"/>
+                    <a:blip r:embed="rId71"/>
                     <a:stretch>
                       <a:fillRect/>
                     </a:stretch>
@@ -1282,38 +1309,41 @@
           </wp:inline>
         </w:drawing>
       </w:r>
-    </w:p>
-    <w:p>
-      <w:pPr>
-        <w:pStyle w:val="ImageCaption"/>
-      </w:pPr>
-      <w:r>
-        <w:t xml:space="preserve">Установка образа устройства FRR</w:t>
-      </w:r>
-    </w:p>
-    <w:bookmarkEnd w:id="65"/>
-    <w:bookmarkStart w:id="69" w:name="fig:11"/>
-    <w:p>
-      <w:pPr>
-        <w:pStyle w:val="CaptionedFigure"/>
-      </w:pPr>
+      <w:bookmarkEnd w:id="74"/>
+      <w:r>
+        <w:t xml:space="preserve"> </w:t>
+      </w:r>
+      <w:hyperlink r:id="rId75">
+        <w:r>
+          <w:rPr>
+            <w:rStyle w:val="Hyperlink"/>
+          </w:rPr>
+          <w:t xml:space="preserve">Нажмите здесь, чтобы открыть ссылку.</w:t>
+        </w:r>
+      </w:hyperlink>
+    </w:p>
+    <w:p>
+      <w:pPr>
+        <w:pStyle w:val="BodyText"/>
+      </w:pPr>
+      <w:bookmarkStart w:id="79" w:name="fig:11"/>
       <w:r>
         <w:drawing>
           <wp:inline>
             <wp:extent cx="3733800" cy="2373256"/>
             <wp:effectExtent b="0" l="0" r="0" t="0"/>
-            <wp:docPr descr="Скачивание и импорт файлов образа устройства FRR, завершение установки" title="" id="67" name="Picture"/>
+            <wp:docPr descr="Скачивание и импорт файлов образа устройства FRR, завершение установки" title="" id="77" name="Picture"/>
             <a:graphic>
               <a:graphicData uri="http://schemas.openxmlformats.org/drawingml/2006/picture">
                 <pic:pic>
                   <pic:nvPicPr>
-                    <pic:cNvPr descr="image/11.png" id="68" name="Picture"/>
+                    <pic:cNvPr descr="image/11.png" id="78" name="Picture"/>
                     <pic:cNvPicPr>
                       <a:picLocks noChangeArrowheads="1" noChangeAspect="1"/>
                     </pic:cNvPicPr>
                   </pic:nvPicPr>
                   <pic:blipFill>
-                    <a:blip r:embed="rId66"/>
+                    <a:blip r:embed="rId76"/>
                     <a:stretch>
                       <a:fillRect/>
                     </a:stretch>
@@ -1339,16 +1369,19 @@
           </wp:inline>
         </w:drawing>
       </w:r>
-    </w:p>
-    <w:p>
-      <w:pPr>
-        <w:pStyle w:val="ImageCaption"/>
-      </w:pPr>
-      <w:r>
-        <w:t xml:space="preserve">Скачивание и импорт файлов образа устройства FRR, завершение установки</w:t>
-      </w:r>
-    </w:p>
-    <w:bookmarkEnd w:id="69"/>
+      <w:bookmarkEnd w:id="79"/>
+      <w:r>
+        <w:t xml:space="preserve"> </w:t>
+      </w:r>
+      <w:hyperlink r:id="rId80">
+        <w:r>
+          <w:rPr>
+            <w:rStyle w:val="Hyperlink"/>
+          </w:rPr>
+          <w:t xml:space="preserve">Нажмите здесь, чтобы открыть ссылку.</w:t>
+        </w:r>
+      </w:hyperlink>
+    </w:p>
     <w:p>
       <w:pPr>
         <w:pStyle w:val="BodyText"/>
@@ -1488,28 +1521,28 @@
         <w:t xml:space="preserve">).</w:t>
       </w:r>
     </w:p>
-    <w:bookmarkStart w:id="73" w:name="fig:12"/>
-    <w:p>
-      <w:pPr>
-        <w:pStyle w:val="CaptionedFigure"/>
-      </w:pPr>
+    <w:p>
+      <w:pPr>
+        <w:pStyle w:val="BodyText"/>
+      </w:pPr>
+      <w:bookmarkStart w:id="84" w:name="fig:12"/>
       <w:r>
         <w:drawing>
           <wp:inline>
             <wp:extent cx="3733800" cy="4134668"/>
             <wp:effectExtent b="0" l="0" r="0" t="0"/>
-            <wp:docPr descr="Настройка образа маршрутизатора FRR" title="" id="71" name="Picture"/>
+            <wp:docPr descr="Настройка образа маршрутизатора FRR" title="" id="82" name="Picture"/>
             <a:graphic>
               <a:graphicData uri="http://schemas.openxmlformats.org/drawingml/2006/picture">
                 <pic:pic>
                   <pic:nvPicPr>
-                    <pic:cNvPr descr="image/12.png" id="72" name="Picture"/>
+                    <pic:cNvPr descr="image/12.png" id="83" name="Picture"/>
                     <pic:cNvPicPr>
                       <a:picLocks noChangeArrowheads="1" noChangeAspect="1"/>
                     </pic:cNvPicPr>
                   </pic:nvPicPr>
                   <pic:blipFill>
-                    <a:blip r:embed="rId70"/>
+                    <a:blip r:embed="rId81"/>
                     <a:stretch>
                       <a:fillRect/>
                     </a:stretch>
@@ -1535,38 +1568,41 @@
           </wp:inline>
         </w:drawing>
       </w:r>
-    </w:p>
-    <w:p>
-      <w:pPr>
-        <w:pStyle w:val="ImageCaption"/>
-      </w:pPr>
-      <w:r>
-        <w:t xml:space="preserve">Настройка образа маршрутизатора FRR</w:t>
-      </w:r>
-    </w:p>
-    <w:bookmarkEnd w:id="73"/>
-    <w:bookmarkStart w:id="77" w:name="fig:13"/>
-    <w:p>
-      <w:pPr>
-        <w:pStyle w:val="CaptionedFigure"/>
-      </w:pPr>
+      <w:bookmarkEnd w:id="84"/>
+      <w:r>
+        <w:t xml:space="preserve"> </w:t>
+      </w:r>
+      <w:hyperlink r:id="rId85">
+        <w:r>
+          <w:rPr>
+            <w:rStyle w:val="Hyperlink"/>
+          </w:rPr>
+          <w:t xml:space="preserve">Нажмите здесь, чтобы открыть ссылку.</w:t>
+        </w:r>
+      </w:hyperlink>
+    </w:p>
+    <w:p>
+      <w:pPr>
+        <w:pStyle w:val="BodyText"/>
+      </w:pPr>
+      <w:bookmarkStart w:id="89" w:name="fig:13"/>
       <w:r>
         <w:drawing>
           <wp:inline>
             <wp:extent cx="3733800" cy="4028872"/>
             <wp:effectExtent b="0" l="0" r="0" t="0"/>
-            <wp:docPr descr="Настройка образа маршрутизатора FRR" title="" id="75" name="Picture"/>
+            <wp:docPr descr="Настройка образа маршрутизатора FRR" title="" id="87" name="Picture"/>
             <a:graphic>
               <a:graphicData uri="http://schemas.openxmlformats.org/drawingml/2006/picture">
                 <pic:pic>
                   <pic:nvPicPr>
-                    <pic:cNvPr descr="image/13.png" id="76" name="Picture"/>
+                    <pic:cNvPr descr="image/13.png" id="88" name="Picture"/>
                     <pic:cNvPicPr>
                       <a:picLocks noChangeArrowheads="1" noChangeAspect="1"/>
                     </pic:cNvPicPr>
                   </pic:nvPicPr>
                   <pic:blipFill>
-                    <a:blip r:embed="rId74"/>
+                    <a:blip r:embed="rId86"/>
                     <a:stretch>
                       <a:fillRect/>
                     </a:stretch>
@@ -1592,29 +1628,28 @@
           </wp:inline>
         </w:drawing>
       </w:r>
-    </w:p>
-    <w:p>
-      <w:pPr>
-        <w:pStyle w:val="ImageCaption"/>
-      </w:pPr>
-      <w:r>
-        <w:t xml:space="preserve">Настройка образа маршрутизатора FRR</w:t>
-      </w:r>
-    </w:p>
-    <w:bookmarkEnd w:id="77"/>
-    <w:bookmarkEnd w:id="78"/>
-    <w:bookmarkStart w:id="91" w:name="добавление-образа-маршрутизатора-vyos"/>
-    <w:p>
-      <w:pPr>
-        <w:pStyle w:val="Heading3"/>
-      </w:pPr>
-      <w:r>
-        <w:t xml:space="preserve">3.2.2 Добавление образа маршрутизатора VyOS</w:t>
-      </w:r>
-    </w:p>
-    <w:p>
-      <w:pPr>
-        <w:pStyle w:val="FirstParagraph"/>
+      <w:bookmarkEnd w:id="89"/>
+      <w:r>
+        <w:t xml:space="preserve"> </w:t>
+      </w:r>
+      <w:hyperlink r:id="rId90">
+        <w:r>
+          <w:rPr>
+            <w:rStyle w:val="Hyperlink"/>
+          </w:rPr>
+          <w:t xml:space="preserve">Нажмите здесь, чтобы открыть ссылку.</w:t>
+        </w:r>
+      </w:hyperlink>
+      <w:r>
+        <w:t xml:space="preserve"> </w:t>
+      </w:r>
+      <w:r>
+        <w:t xml:space="preserve">### Добавление образа маршрутизатора VyOS</w:t>
+      </w:r>
+    </w:p>
+    <w:p>
+      <w:pPr>
+        <w:pStyle w:val="BodyText"/>
       </w:pPr>
       <w:r>
         <w:t xml:space="preserve">Скачав установочный файл VyOS, переходим в</w:t>
@@ -1671,28 +1706,28 @@
         <w:t xml:space="preserve">)</w:t>
       </w:r>
     </w:p>
-    <w:bookmarkStart w:id="82" w:name="fig:14"/>
-    <w:p>
-      <w:pPr>
-        <w:pStyle w:val="CaptionedFigure"/>
-      </w:pPr>
+    <w:p>
+      <w:pPr>
+        <w:pStyle w:val="BodyText"/>
+      </w:pPr>
+      <w:bookmarkStart w:id="94" w:name="fig:14"/>
       <w:r>
         <w:drawing>
           <wp:inline>
             <wp:extent cx="3733800" cy="2364842"/>
             <wp:effectExtent b="0" l="0" r="0" t="0"/>
-            <wp:docPr descr="Установка образа маршрутизатора VyOS: скачивание и импорт файлов" title="" id="80" name="Picture"/>
+            <wp:docPr descr="Установка образа маршрутизатора VyOS: скачивание и импорт файлов" title="" id="92" name="Picture"/>
             <a:graphic>
               <a:graphicData uri="http://schemas.openxmlformats.org/drawingml/2006/picture">
                 <pic:pic>
                   <pic:nvPicPr>
-                    <pic:cNvPr descr="image/14.png" id="81" name="Picture"/>
+                    <pic:cNvPr descr="image/14.png" id="93" name="Picture"/>
                     <pic:cNvPicPr>
                       <a:picLocks noChangeArrowheads="1" noChangeAspect="1"/>
                     </pic:cNvPicPr>
                   </pic:nvPicPr>
                   <pic:blipFill>
-                    <a:blip r:embed="rId79"/>
+                    <a:blip r:embed="rId91"/>
                     <a:stretch>
                       <a:fillRect/>
                     </a:stretch>
@@ -1718,16 +1753,19 @@
           </wp:inline>
         </w:drawing>
       </w:r>
-    </w:p>
-    <w:p>
-      <w:pPr>
-        <w:pStyle w:val="ImageCaption"/>
-      </w:pPr>
-      <w:r>
-        <w:t xml:space="preserve">Установка образа маршрутизатора VyOS: скачивание и импорт файлов</w:t>
-      </w:r>
-    </w:p>
-    <w:bookmarkEnd w:id="82"/>
+      <w:bookmarkEnd w:id="94"/>
+      <w:r>
+        <w:t xml:space="preserve"> </w:t>
+      </w:r>
+      <w:hyperlink r:id="rId95">
+        <w:r>
+          <w:rPr>
+            <w:rStyle w:val="Hyperlink"/>
+          </w:rPr>
+          <w:t xml:space="preserve">Нажмите здесь, чтобы открыть ссылку.</w:t>
+        </w:r>
+      </w:hyperlink>
+    </w:p>
     <w:p>
       <w:pPr>
         <w:pStyle w:val="BodyText"/>
@@ -1890,28 +1928,28 @@
         <w:t xml:space="preserve">).</w:t>
       </w:r>
     </w:p>
-    <w:bookmarkStart w:id="86" w:name="fig:15"/>
-    <w:p>
-      <w:pPr>
-        <w:pStyle w:val="CaptionedFigure"/>
-      </w:pPr>
+    <w:p>
+      <w:pPr>
+        <w:pStyle w:val="BodyText"/>
+      </w:pPr>
+      <w:bookmarkStart w:id="99" w:name="fig:15"/>
       <w:r>
         <w:drawing>
           <wp:inline>
             <wp:extent cx="3733800" cy="3995621"/>
             <wp:effectExtent b="0" l="0" r="0" t="0"/>
-            <wp:docPr descr="Изменение отображаемого символа устройства VyOS" title="" id="84" name="Picture"/>
+            <wp:docPr descr="Изменение отображаемого символа устройства VyOS" title="" id="97" name="Picture"/>
             <a:graphic>
               <a:graphicData uri="http://schemas.openxmlformats.org/drawingml/2006/picture">
                 <pic:pic>
                   <pic:nvPicPr>
-                    <pic:cNvPr descr="image/15.png" id="85" name="Picture"/>
+                    <pic:cNvPr descr="image/15.png" id="98" name="Picture"/>
                     <pic:cNvPicPr>
                       <a:picLocks noChangeArrowheads="1" noChangeAspect="1"/>
                     </pic:cNvPicPr>
                   </pic:nvPicPr>
                   <pic:blipFill>
-                    <a:blip r:embed="rId83"/>
+                    <a:blip r:embed="rId96"/>
                     <a:stretch>
                       <a:fillRect/>
                     </a:stretch>
@@ -1937,38 +1975,41 @@
           </wp:inline>
         </w:drawing>
       </w:r>
-    </w:p>
-    <w:p>
-      <w:pPr>
-        <w:pStyle w:val="ImageCaption"/>
-      </w:pPr>
-      <w:r>
-        <w:t xml:space="preserve">Изменение отображаемого символа устройства VyOS</w:t>
-      </w:r>
-    </w:p>
-    <w:bookmarkEnd w:id="86"/>
-    <w:bookmarkStart w:id="90" w:name="fig:16"/>
-    <w:p>
-      <w:pPr>
-        <w:pStyle w:val="CaptionedFigure"/>
-      </w:pPr>
+      <w:bookmarkEnd w:id="99"/>
+      <w:r>
+        <w:t xml:space="preserve"> </w:t>
+      </w:r>
+      <w:hyperlink r:id="rId100">
+        <w:r>
+          <w:rPr>
+            <w:rStyle w:val="Hyperlink"/>
+          </w:rPr>
+          <w:t xml:space="preserve">Нажмите здесь, чтобы открыть ссылку.</w:t>
+        </w:r>
+      </w:hyperlink>
+    </w:p>
+    <w:p>
+      <w:pPr>
+        <w:pStyle w:val="BodyText"/>
+      </w:pPr>
+      <w:bookmarkStart w:id="104" w:name="fig:16"/>
       <w:r>
         <w:drawing>
           <wp:inline>
             <wp:extent cx="3733800" cy="1927222"/>
             <wp:effectExtent b="0" l="0" r="0" t="0"/>
-            <wp:docPr descr="Добавленные образы маршрутизаторов в GNS3" title="" id="88" name="Picture"/>
+            <wp:docPr descr="Добавленные образы маршрутизаторов в GNS3" title="" id="102" name="Picture"/>
             <a:graphic>
               <a:graphicData uri="http://schemas.openxmlformats.org/drawingml/2006/picture">
                 <pic:pic>
                   <pic:nvPicPr>
-                    <pic:cNvPr descr="image/16.png" id="89" name="Picture"/>
+                    <pic:cNvPr descr="image/16.png" id="103" name="Picture"/>
                     <pic:cNvPicPr>
                       <a:picLocks noChangeArrowheads="1" noChangeAspect="1"/>
                     </pic:cNvPicPr>
                   </pic:nvPicPr>
                   <pic:blipFill>
-                    <a:blip r:embed="rId87"/>
+                    <a:blip r:embed="rId101"/>
                     <a:stretch>
                       <a:fillRect/>
                     </a:stretch>
@@ -1994,20 +2035,23 @@
           </wp:inline>
         </w:drawing>
       </w:r>
-    </w:p>
-    <w:p>
-      <w:pPr>
-        <w:pStyle w:val="ImageCaption"/>
-      </w:pPr>
-      <w:r>
-        <w:t xml:space="preserve">Добавленные образы маршрутизаторов в GNS3</w:t>
-      </w:r>
-    </w:p>
-    <w:bookmarkEnd w:id="90"/>
-    <w:bookmarkEnd w:id="91"/>
-    <w:bookmarkEnd w:id="92"/>
-    <w:bookmarkEnd w:id="93"/>
-    <w:bookmarkStart w:id="94" w:name="выводы"/>
+      <w:bookmarkEnd w:id="104"/>
+      <w:r>
+        <w:t xml:space="preserve"> </w:t>
+      </w:r>
+      <w:hyperlink r:id="rId100">
+        <w:r>
+          <w:rPr>
+            <w:rStyle w:val="Hyperlink"/>
+          </w:rPr>
+          <w:t xml:space="preserve">Нажмите здесь, чтобы открыть ссылку.</w:t>
+        </w:r>
+      </w:hyperlink>
+    </w:p>
+    <w:bookmarkEnd w:id="105"/>
+    <w:bookmarkEnd w:id="106"/>
+    <w:bookmarkEnd w:id="107"/>
+    <w:bookmarkStart w:id="108" w:name="выводы"/>
     <w:p>
       <w:pPr>
         <w:pStyle w:val="Heading1"/>
@@ -2024,7 +2068,7 @@
         <w:t xml:space="preserve">В результате выполнения работы была произведена установка и настройка GNS3 и сопутствующего программного обеспечения.</w:t>
       </w:r>
     </w:p>
-    <w:bookmarkEnd w:id="94"/>
+    <w:bookmarkEnd w:id="108"/>
     <w:sectPr/>
   </w:body>
 </w:document>
